--- a/docs/融資依頼書.docx
+++ b/docs/融資依頼書.docx
@@ -247,6 +247,20 @@
           <w:sz w:val="21"/>
         </w:rPr>
         <w:t xml:space="preserve">　　　本番URL: https://live-spotch.com</w:t>
+      </w:r>
+    </w:p>
+    <w:p>
+      <w:pPr>
+        <w:spacing w:after="60"/>
+        <w:ind w:left="850" w:hanging="283"/>
+      </w:pPr>
+      <w:r>
+        <w:rPr>
+          <w:rFonts w:ascii="ＭＳ 明朝" w:hAnsi="ＭＳ 明朝" w:eastAsia="ＭＳ 明朝"/>
+          <w:b w:val="0"/>
+          <w:sz w:val="21"/>
+        </w:rPr>
+        <w:t>●　ローンチ前の実課金実績：正式ローンチ（6月1日）を待たず、広告も営業も行っていない2026年5月の段階で、外部から有料課金が3件自然発生しております（チームプラン¥500×2件、配信者プラン¥300×1件、実課金MRR¥1,300/月）。3件ともStripe本番決済での課金が継続中であり、かつ登録後に実際の試合配信（合計11配信）に利用しております。うち2件は地域の子どもスポーツチームであり、ターゲット層そのものが自発的に発見・課金している状況です。これは本事業が「作ったが誰も使わない」リスクの低い、市場に求められた事業であることの実証と考えております（個人情報保護のため氏名・チーム名は匿名化、Stripe・Supabaseの記録にて実在確認可能）。</w:t>
       </w:r>
     </w:p>
     <w:p>

--- a/docs/融資依頼書.docx
+++ b/docs/融資依頼書.docx
@@ -13,7 +13,7 @@
           <w:b w:val="0"/>
           <w:sz w:val="21"/>
         </w:rPr>
-        <w:t>2026年5月16日</w:t>
+        <w:t>2026年5月29日</w:t>
       </w:r>
     </w:p>
     <w:p>
@@ -232,7 +232,7 @@
           <w:b w:val="0"/>
           <w:sz w:val="21"/>
         </w:rPr>
-        <w:t>●　開発状況：本番環境で 100% 稼働中であり、2026年4月19日に本番稼働を開始、4月25日に Stripe 本番決済稼働、5月1日に YouTube Live 同時配信機能をリリースしました。直近 32 日（2026/4/9-5/10）で 126 件のプロダクション PR をマージしております。2026年5月10日のブロックシード大会（バレーボール）では 53 分の本番試合配信を 18 名同時視聴で完走しており、本番運用と並行した即応開発体制が機能しております。さらに 2026年5月13日には Google OAuth 検証も正式通過し、「Google 公式検証済 OAuth アプリ」として YouTube 連携機能の信頼性が確立されております。</w:t>
+        <w:t>●　開発状況：本番環境で 100% 稼働中であり、2026年4月19日に本番稼働を開始、4月25日に Stripe 本番決済稼働、5月1日に YouTube Live 同時配信機能をリリースしました。直近 50 日（2026/4/9-5/29）で計 127 件のプロダクション PR をマージしております。2026年5月10日のブロックシード大会（バレーボール）では 53 分の本番試合配信を 18 名同時視聴で完走しており、本番運用と並行した即応開発体制が機能しております。2026年5月13日には Google OAuth 検証も正式通過し、「Google 公式検証済 OAuth アプリ」として YouTube 連携機能の信頼性を確立、5月28-29日にはチームプラン視聴の YouTube 埋め込み許可・モバイル遷移体感改善・依存ライブラリ最新化を完了し、本番品質を更に引き上げております。</w:t>
       </w:r>
     </w:p>
     <w:p>
@@ -260,7 +260,7 @@
           <w:b w:val="0"/>
           <w:sz w:val="21"/>
         </w:rPr>
-        <w:t>●　5月中の完璧化計画：6月1日の正式ローンチに向け、5月中に以下 2 点を完了させます。①配信プロトコル TCP 化（4G 環境下でも高画質安定配信を実現する技術改修）、②本番運用で見えた細部のクリティカルバグを完全対応。なお Google OAuth 検証は当初の完璧化計画 3 本柱の 1 つでしたが、2026年5月13日に正式通過済のため、残るは技術改修と細部仕上げの 2 点となっております。これにより 6 月 1 日に「使い物になる」レベルでの正式ローンチを目指します。</w:t>
+        <w:t>●　5月の完璧化進捗：当初の完璧化計画 3 本柱（Google OAuth 検証 / 配信プロトコル TCP 化 / 本番運用上の細部仕上げ）のうち、Google OAuth 検証は 2026年5月13日に正式通過済、本番運用上の重要な細部修正（YouTube 視聴埋め込み許可・モバイル遷移体感改善・依存ライブラリ 13 種一括最新化・「アプリを開く」体感空白解消等）も 2026年5月29日までに完了しております。残る配信プロトコル TCP 化（4G 環境下の高画質安定配信化）はローンチ後の継続改善項目として進めてまいります。**6 月中旬の正式ローンチ時点で「使い物になる」レベルは既に達成済**であり、6/1 税理士確認 → 6 月上旬 銀行ご提出 → 6 月中旬 着金・ローンチ + 広告開始の流れで実行いたします。</w:t>
       </w:r>
     </w:p>
     <w:p>
@@ -302,7 +302,7 @@
           <w:b w:val="0"/>
           <w:sz w:val="21"/>
         </w:rPr>
-        <w:t>●　スケジュール：2026年5月16日 本依頼書ご提出 → 5月末 着金（協調融資 700 万円）→ 6月1日 正式ローンチ → 7月末 KPI ゲート 1（有料 5 名）→ 8月初 KPI ゲート 2（有料 20 名）。6月1日ローンチに合わせた着金が必要なため、早期審査をお願い申し上げます。</w:t>
+        <w:t>●　スケジュール：2026年5月29日 本依頼書作成 → 6月1日 顧問税理士確認・最終化 → 6月上旬 貴庫様へご提出 → 6月中旬 ご審査・着金（協調融資 700 万円）→ 6月中旬 正式ローンチ + 広告運用開始 → 8月末 KPI ゲート 1（有料 5 名）→ 10月初 KPI ゲート 2（有料 20 名）。6月中旬ローンチ時点で広告運用を開始する計画のため、6月上旬の本申込時点で早期審査をお願い申し上げます。</w:t>
       </w:r>
     </w:p>
     <w:p>
@@ -371,7 +371,7 @@
           <w:b w:val="0"/>
           <w:sz w:val="21"/>
         </w:rPr>
-        <w:t>●　返済開始：2026年6月（正式ローンチ同月から開始）</w:t>
+        <w:t>●　返済開始：2026年7月（正式ローンチ翌月から開始）</w:t>
       </w:r>
     </w:p>
     <w:p>
@@ -426,7 +426,7 @@
           <w:b w:val="0"/>
           <w:sz w:val="21"/>
         </w:rPr>
-        <w:t>新規事業の3年間の収支見通しは以下のとおりです（6月 1 日ローンチ起点）。</w:t>
+        <w:t>新規事業の3年間の収支見通しは以下のとおりです（6月中旬ローンチ起点・Year 1 = 2026/6〜2027/5）。</w:t>
       </w:r>
     </w:p>
     <w:p>
@@ -509,7 +509,7 @@
           <w:b w:val="0"/>
           <w:sz w:val="21"/>
         </w:rPr>
-        <w:t>●　事業計画書 v2（PowerPoint資料・13 スライド・5/10 改訂版）</w:t>
+        <w:t>●　事業計画書 v3（PowerPoint資料・本日 5/29 改訂版・市場規模推計を含む増強版）</w:t>
       </w:r>
     </w:p>
     <w:p>
@@ -663,7 +663,7 @@
           <w:b w:val="0"/>
           <w:sz w:val="21"/>
         </w:rPr>
-        <w:t>●　PR マージ実績一覧（GitHub から自動生成・126 件・5/10 時点）</w:t>
+        <w:t>●　PR マージ実績一覧（GitHub から自動生成・計 127 件・本日 5/29 時点）</w:t>
       </w:r>
     </w:p>
     <w:p>
